--- a/week6/Stage_3_SmartCare_v03_Domain_Model_Workbook.docx
+++ b/week6/Stage_3_SmartCare_v03_Domain_Model_Workbook.docx
@@ -1,6 +1,6 @@
 
 <file path=word/document.xml><?xml version="1.0" encoding="utf-8"?>
-<w:document xmlns:wpc="http://schemas.microsoft.com/office/word/2010/wordprocessingCanvas" xmlns:cx="http://schemas.microsoft.com/office/drawing/2014/chartex" xmlns:cx1="http://schemas.microsoft.com/office/drawing/2015/9/8/chartex" xmlns:cx2="http://schemas.microsoft.com/office/drawing/2015/10/21/chartex" xmlns:cx3="http://schemas.microsoft.com/office/drawing/2016/5/9/chartex" xmlns:cx4="http://schemas.microsoft.com/office/drawing/2016/5/10/chartex" xmlns:cx5="http://schemas.microsoft.com/office/drawing/2016/5/11/chartex" xmlns:cx6="http://schemas.microsoft.com/office/drawing/2016/5/12/chartex" xmlns:cx7="http://schemas.microsoft.com/office/drawing/2016/5/13/chartex" xmlns:cx8="http://schemas.microsoft.com/office/drawing/2016/5/14/chartex" xmlns:mc="http://schemas.openxmlformats.org/markup-compatibility/2006" xmlns:aink="http://schemas.microsoft.com/office/drawing/2016/ink" xmlns:am3d="http://schemas.microsoft.com/office/drawing/2017/model3d" xmlns:o="urn:schemas-microsoft-com:office:office" xmlns:oel="http://schemas.microsoft.com/office/2019/extlst" xmlns:r="http://schemas.openxmlformats.org/officeDocument/2006/relationships" xmlns:m="http://schemas.openxmlformats.org/officeDocument/2006/math" xmlns:v="urn:schemas-microsoft-com:vml" xmlns:wp14="http://schemas.microsoft.com/office/word/2010/wordprocessingDrawing" xmlns:wp="http://schemas.openxmlformats.org/drawingml/2006/wordprocessingDrawing" xmlns:w10="urn:schemas-microsoft-com:office:word" xmlns:w="http://schemas.openxmlformats.org/wordprocessingml/2006/main" xmlns:w14="http://schemas.microsoft.com/office/word/2010/wordml" xmlns:w15="http://schemas.microsoft.com/office/word/2012/wordml" xmlns:w16cei="http://schemas.microsoft.com/office/word/2026/wordml/cei" xmlns:w16cex="http://schemas.microsoft.com/office/word/2018/wordml/cex" xmlns:w16cid="http://schemas.microsoft.com/office/word/2016/wordml/cid" xmlns:w16="http://schemas.microsoft.com/office/word/2018/wordml" xmlns:w16du="http://schemas.microsoft.com/office/word/2023/wordml/word16du" xmlns:w16sdtdh="http://schemas.microsoft.com/office/word/2020/wordml/sdtdatahash" xmlns:w16sdtfl="http://schemas.microsoft.com/office/word/2024/wordml/sdtformatlock" xmlns:w16se="http://schemas.microsoft.com/office/word/2015/wordml/symex" xmlns:wpg="http://schemas.microsoft.com/office/word/2010/wordprocessingGroup" xmlns:wpi="http://schemas.microsoft.com/office/word/2010/wordprocessingInk" xmlns:wne="http://schemas.microsoft.com/office/word/2006/wordml" xmlns:wps="http://schemas.microsoft.com/office/word/2010/wordprocessingShape" mc:Ignorable="w14 w15 w16se w16cid w16 w16cex w16sdtdh w16sdtfl w16du wp14">
+<w:document xmlns:wpc="http://schemas.microsoft.com/office/word/2010/wordprocessingCanvas" xmlns:cx="http://schemas.microsoft.com/office/drawing/2014/chartex" xmlns:cx1="http://schemas.microsoft.com/office/drawing/2015/9/8/chartex" xmlns:cx2="http://schemas.microsoft.com/office/drawing/2015/10/21/chartex" xmlns:cx3="http://schemas.microsoft.com/office/drawing/2016/5/9/chartex" xmlns:cx4="http://schemas.microsoft.com/office/drawing/2016/5/10/chartex" xmlns:cx5="http://schemas.microsoft.com/office/drawing/2016/5/11/chartex" xmlns:cx6="http://schemas.microsoft.com/office/drawing/2016/5/12/chartex" xmlns:cx7="http://schemas.microsoft.com/office/drawing/2016/5/13/chartex" xmlns:cx8="http://schemas.microsoft.com/office/drawing/2016/5/14/chartex" xmlns:mc="http://schemas.openxmlformats.org/markup-compatibility/2006" xmlns:aink="http://schemas.microsoft.com/office/drawing/2016/ink" xmlns:am3d="http://schemas.microsoft.com/office/drawing/2017/model3d" xmlns:o="urn:schemas-microsoft-com:office:office" xmlns:oel="http://schemas.microsoft.com/office/2019/extlst" xmlns:r="http://schemas.openxmlformats.org/officeDocument/2006/relationships" xmlns:m="http://schemas.openxmlformats.org/officeDocument/2006/math" xmlns:v="urn:schemas-microsoft-com:vml" xmlns:wp14="http://schemas.microsoft.com/office/word/2010/wordprocessingDrawing" xmlns:wp="http://schemas.openxmlformats.org/drawingml/2006/wordprocessingDrawing" xmlns:w10="urn:schemas-microsoft-com:office:word" xmlns:w="http://schemas.openxmlformats.org/wordprocessingml/2006/main" xmlns:w14="http://schemas.microsoft.com/office/word/2010/wordml" xmlns:w15="http://schemas.microsoft.com/office/word/2012/wordml" xmlns:w16cex="http://schemas.microsoft.com/office/word/2018/wordml/cex" xmlns:w16cid="http://schemas.microsoft.com/office/word/2016/wordml/cid" xmlns:w16="http://schemas.microsoft.com/office/word/2018/wordml" xmlns:w16du="http://schemas.microsoft.com/office/word/2023/wordml/word16du" xmlns:w16sdtdh="http://schemas.microsoft.com/office/word/2020/wordml/sdtdatahash" xmlns:w16sdtfl="http://schemas.microsoft.com/office/word/2024/wordml/sdtformatlock" xmlns:w16se="http://schemas.microsoft.com/office/word/2015/wordml/symex" xmlns:wpg="http://schemas.microsoft.com/office/word/2010/wordprocessingGroup" xmlns:wpi="http://schemas.microsoft.com/office/word/2010/wordprocessingInk" xmlns:wne="http://schemas.microsoft.com/office/word/2006/wordml" xmlns:wps="http://schemas.microsoft.com/office/word/2010/wordprocessingShape" mc:Ignorable="w14 w15 w16se w16cid w16 w16cex w16sdtdh w16sdtfl w16du wp14">
   <w:body>
     <w:p>
       <w:pPr>
@@ -40,15 +40,15 @@
         <w:tblLook w:val="04A0" w:firstRow="1" w:lastRow="0" w:firstColumn="1" w:lastColumn="0" w:noHBand="0" w:noVBand="1"/>
       </w:tblPr>
       <w:tblGrid>
-        <w:gridCol w:w="2520"/>
-        <w:gridCol w:w="2520"/>
-        <w:gridCol w:w="2520"/>
-        <w:gridCol w:w="2520"/>
+        <w:gridCol w:w="2392"/>
+        <w:gridCol w:w="2393"/>
+        <w:gridCol w:w="3120"/>
+        <w:gridCol w:w="2391"/>
       </w:tblGrid>
       <w:tr>
         <w:tc>
           <w:tcPr>
-            <w:tcW w:w="2520" w:type="dxa"/>
+            <w:tcW w:w="2392" w:type="dxa"/>
           </w:tcPr>
           <w:p>
             <w:r>
@@ -58,7 +58,7 @@
         </w:tc>
         <w:tc>
           <w:tcPr>
-            <w:tcW w:w="2520" w:type="dxa"/>
+            <w:tcW w:w="2393" w:type="dxa"/>
           </w:tcPr>
           <w:p>
             <w:r>
@@ -68,7 +68,7 @@
         </w:tc>
         <w:tc>
           <w:tcPr>
-            <w:tcW w:w="2520" w:type="dxa"/>
+            <w:tcW w:w="3120" w:type="dxa"/>
           </w:tcPr>
           <w:p>
             <w:r>
@@ -78,7 +78,7 @@
         </w:tc>
         <w:tc>
           <w:tcPr>
-            <w:tcW w:w="2520" w:type="dxa"/>
+            <w:tcW w:w="2391" w:type="dxa"/>
           </w:tcPr>
           <w:p>
             <w:r>
@@ -90,261 +90,585 @@
       <w:tr>
         <w:tc>
           <w:tcPr>
-            <w:tcW w:w="2520" w:type="dxa"/>
+            <w:tcW w:w="2392" w:type="dxa"/>
           </w:tcPr>
-          <w:p/>
+          <w:p>
+            <w:r>
+              <w:t>FR-01</w:t>
+            </w:r>
+          </w:p>
         </w:tc>
         <w:tc>
           <w:tcPr>
-            <w:tcW w:w="2520" w:type="dxa"/>
+            <w:tcW w:w="2393" w:type="dxa"/>
           </w:tcPr>
-          <w:p/>
+          <w:p>
+            <w:r>
+              <w:t>Appointment</w:t>
+            </w:r>
+          </w:p>
         </w:tc>
         <w:tc>
           <w:tcPr>
-            <w:tcW w:w="2520" w:type="dxa"/>
+            <w:tcW w:w="3120" w:type="dxa"/>
           </w:tcPr>
-          <w:p/>
+          <w:p>
+            <w:r>
+              <w:t>State: patient, practitioner, when;</w:t>
+            </w:r>
+            <w:r>
+              <w:t xml:space="preserve"> behavior: created via </w:t>
+            </w:r>
+            <w:proofErr w:type="spellStart"/>
+            <w:proofErr w:type="gramStart"/>
+            <w:r>
+              <w:t>Patient</w:t>
+            </w:r>
+            <w:proofErr w:type="gramEnd"/>
+            <w:r>
+              <w:t>.book_</w:t>
+            </w:r>
+            <w:proofErr w:type="gramStart"/>
+            <w:r>
+              <w:t>appointment</w:t>
+            </w:r>
+            <w:proofErr w:type="spellEnd"/>
+            <w:r>
+              <w:t>(</w:t>
+            </w:r>
+            <w:proofErr w:type="gramEnd"/>
+            <w:r>
+              <w:t>)</w:t>
+            </w:r>
+          </w:p>
         </w:tc>
         <w:tc>
           <w:tcPr>
-            <w:tcW w:w="2520" w:type="dxa"/>
+            <w:tcW w:w="2391" w:type="dxa"/>
           </w:tcPr>
-          <w:p/>
+          <w:p>
+            <w:r>
+              <w:t>Confirmed - core entity, directly evidenced</w:t>
+            </w:r>
+          </w:p>
         </w:tc>
       </w:tr>
       <w:tr>
         <w:tc>
           <w:tcPr>
-            <w:tcW w:w="2520" w:type="dxa"/>
+            <w:tcW w:w="2392" w:type="dxa"/>
           </w:tcPr>
-          <w:p/>
+          <w:p>
+            <w:r>
+              <w:t>FR-02</w:t>
+            </w:r>
+          </w:p>
         </w:tc>
         <w:tc>
           <w:tcPr>
-            <w:tcW w:w="2520" w:type="dxa"/>
+            <w:tcW w:w="2393" w:type="dxa"/>
           </w:tcPr>
-          <w:p/>
+          <w:p>
+            <w:r>
+              <w:t xml:space="preserve">Practitioner </w:t>
+            </w:r>
+            <w:r>
+              <w:sym w:font="Wingdings" w:char="F0DF"/>
+            </w:r>
+            <w:r>
+              <w:sym w:font="Wingdings" w:char="F0E0"/>
+            </w:r>
+            <w:r>
+              <w:t xml:space="preserve"> Appointment</w:t>
+            </w:r>
+          </w:p>
         </w:tc>
         <w:tc>
           <w:tcPr>
-            <w:tcW w:w="2520" w:type="dxa"/>
+            <w:tcW w:w="3120" w:type="dxa"/>
           </w:tcPr>
-          <w:p/>
+          <w:p>
+            <w:r>
+              <w:t xml:space="preserve">behaviour: </w:t>
+            </w:r>
+            <w:proofErr w:type="spellStart"/>
+            <w:r>
+              <w:t>has_conflict</w:t>
+            </w:r>
+            <w:proofErr w:type="spellEnd"/>
+            <w:r>
+              <w:t>(when) rejects a clashing time before booking</w:t>
+            </w:r>
+          </w:p>
         </w:tc>
         <w:tc>
           <w:tcPr>
-            <w:tcW w:w="2520" w:type="dxa"/>
+            <w:tcW w:w="2391" w:type="dxa"/>
           </w:tcPr>
-          <w:p/>
+          <w:p>
+            <w:r>
+              <w:t>Confirmed - business rule, enforced before an Appointment is created</w:t>
+            </w:r>
+          </w:p>
         </w:tc>
       </w:tr>
       <w:tr>
         <w:tc>
           <w:tcPr>
-            <w:tcW w:w="2520" w:type="dxa"/>
+            <w:tcW w:w="2392" w:type="dxa"/>
           </w:tcPr>
-          <w:p/>
+          <w:p>
+            <w:r>
+              <w:t>FR-03</w:t>
+            </w:r>
+          </w:p>
         </w:tc>
         <w:tc>
           <w:tcPr>
-            <w:tcW w:w="2520" w:type="dxa"/>
+            <w:tcW w:w="2393" w:type="dxa"/>
           </w:tcPr>
-          <w:p/>
+          <w:p>
+            <w:r>
+              <w:t>Practitioner</w:t>
+            </w:r>
+          </w:p>
         </w:tc>
         <w:tc>
           <w:tcPr>
-            <w:tcW w:w="2520" w:type="dxa"/>
+            <w:tcW w:w="3120" w:type="dxa"/>
           </w:tcPr>
-          <w:p/>
+          <w:p>
+            <w:r>
+              <w:t xml:space="preserve">state: appointments (its own schedule); behaviour: </w:t>
+            </w:r>
+            <w:proofErr w:type="spellStart"/>
+            <w:r>
+              <w:t>get_schedule</w:t>
+            </w:r>
+            <w:proofErr w:type="spellEnd"/>
+            <w:r>
+              <w:t>(view)</w:t>
+            </w:r>
+          </w:p>
         </w:tc>
         <w:tc>
           <w:tcPr>
-            <w:tcW w:w="2520" w:type="dxa"/>
+            <w:tcW w:w="2391" w:type="dxa"/>
           </w:tcPr>
-          <w:p/>
+          <w:p>
+            <w:r>
+              <w:t>Confirmed. Note: FR-03 text still says access is limited to "higher ups" - the AI Design Record (v0.2, item 2) says this was corrected to "Clinic Owner", but the FR text was never actually edited. Flagged for the client doc, not fixed here.</w:t>
+            </w:r>
+          </w:p>
         </w:tc>
       </w:tr>
       <w:tr>
         <w:tc>
           <w:tcPr>
-            <w:tcW w:w="2520" w:type="dxa"/>
+            <w:tcW w:w="2392" w:type="dxa"/>
           </w:tcPr>
-          <w:p/>
+          <w:p>
+            <w:r>
+              <w:t>FR-04</w:t>
+            </w:r>
+          </w:p>
         </w:tc>
         <w:tc>
           <w:tcPr>
-            <w:tcW w:w="2520" w:type="dxa"/>
+            <w:tcW w:w="2393" w:type="dxa"/>
           </w:tcPr>
-          <w:p/>
+          <w:p>
+            <w:r>
+              <w:t>Patient</w:t>
+            </w:r>
+          </w:p>
         </w:tc>
         <w:tc>
           <w:tcPr>
-            <w:tcW w:w="2520" w:type="dxa"/>
+            <w:tcW w:w="3120" w:type="dxa"/>
           </w:tcPr>
-          <w:p/>
+          <w:p>
+            <w:r>
+              <w:t>behaviour: view_upcoming_</w:t>
+            </w:r>
+            <w:proofErr w:type="gramStart"/>
+            <w:r>
+              <w:t>appointments(</w:t>
+            </w:r>
+            <w:proofErr w:type="gramEnd"/>
+            <w:r>
+              <w:t>)</w:t>
+            </w:r>
+          </w:p>
         </w:tc>
         <w:tc>
           <w:tcPr>
-            <w:tcW w:w="2520" w:type="dxa"/>
+            <w:tcW w:w="2391" w:type="dxa"/>
           </w:tcPr>
-          <w:p/>
+          <w:p>
+            <w:r>
+              <w:t>Confirmed</w:t>
+            </w:r>
+          </w:p>
         </w:tc>
       </w:tr>
       <w:tr>
         <w:tc>
           <w:tcPr>
-            <w:tcW w:w="2520" w:type="dxa"/>
+            <w:tcW w:w="2392" w:type="dxa"/>
           </w:tcPr>
-          <w:p/>
+          <w:p>
+            <w:r>
+              <w:t>FR-05</w:t>
+            </w:r>
+          </w:p>
         </w:tc>
         <w:tc>
           <w:tcPr>
-            <w:tcW w:w="2520" w:type="dxa"/>
+            <w:tcW w:w="2393" w:type="dxa"/>
           </w:tcPr>
-          <w:p/>
+          <w:p>
+            <w:r>
+              <w:t>Patient (attribute, not a class)</w:t>
+            </w:r>
+          </w:p>
         </w:tc>
         <w:tc>
           <w:tcPr>
-            <w:tcW w:w="2520" w:type="dxa"/>
+            <w:tcW w:w="3120" w:type="dxa"/>
           </w:tcPr>
-          <w:p/>
+          <w:p>
+            <w:r>
+              <w:t xml:space="preserve">state: </w:t>
+            </w:r>
+            <w:proofErr w:type="spellStart"/>
+            <w:r>
+              <w:t>reminders_opt_in</w:t>
+            </w:r>
+            <w:proofErr w:type="spellEnd"/>
+            <w:r>
+              <w:t xml:space="preserve"> flag; behaviour: </w:t>
+            </w:r>
+            <w:proofErr w:type="spellStart"/>
+            <w:r>
+              <w:t>opt_in_</w:t>
+            </w:r>
+            <w:proofErr w:type="gramStart"/>
+            <w:r>
+              <w:t>reminders</w:t>
+            </w:r>
+            <w:proofErr w:type="spellEnd"/>
+            <w:r>
+              <w:t>(</w:t>
+            </w:r>
+            <w:proofErr w:type="gramEnd"/>
+            <w:r>
+              <w:t>)</w:t>
+            </w:r>
+          </w:p>
         </w:tc>
         <w:tc>
           <w:tcPr>
-            <w:tcW w:w="2520" w:type="dxa"/>
+            <w:tcW w:w="2391" w:type="dxa"/>
           </w:tcPr>
-          <w:p/>
+          <w:p>
+            <w:r>
+              <w:t xml:space="preserve">Modelled as an attribute/method on </w:t>
+            </w:r>
+            <w:proofErr w:type="gramStart"/>
+            <w:r>
+              <w:t>Patient</w:t>
+            </w:r>
+            <w:proofErr w:type="gramEnd"/>
+            <w:r>
+              <w:t xml:space="preserve"> - not enough distinct state/behaviour to justify a Reminder or </w:t>
+            </w:r>
+            <w:proofErr w:type="spellStart"/>
+            <w:r>
+              <w:t>NotificationManager</w:t>
+            </w:r>
+            <w:proofErr w:type="spellEnd"/>
+            <w:r>
+              <w:t xml:space="preserve"> class</w:t>
+            </w:r>
+          </w:p>
         </w:tc>
       </w:tr>
       <w:tr>
         <w:tc>
           <w:tcPr>
-            <w:tcW w:w="2520" w:type="dxa"/>
+            <w:tcW w:w="2392" w:type="dxa"/>
           </w:tcPr>
-          <w:p/>
+          <w:p>
+            <w:r>
+              <w:t>FR-06</w:t>
+            </w:r>
+          </w:p>
         </w:tc>
         <w:tc>
           <w:tcPr>
-            <w:tcW w:w="2520" w:type="dxa"/>
+            <w:tcW w:w="2393" w:type="dxa"/>
           </w:tcPr>
-          <w:p/>
+          <w:p>
+            <w:r>
+              <w:t>Appointment</w:t>
+            </w:r>
+          </w:p>
         </w:tc>
         <w:tc>
           <w:tcPr>
-            <w:tcW w:w="2520" w:type="dxa"/>
+            <w:tcW w:w="3120" w:type="dxa"/>
           </w:tcPr>
-          <w:p/>
+          <w:p>
+            <w:r>
+              <w:t xml:space="preserve">state: status; behaviour: </w:t>
+            </w:r>
+            <w:proofErr w:type="spellStart"/>
+            <w:r>
+              <w:t>update_</w:t>
+            </w:r>
+            <w:proofErr w:type="gramStart"/>
+            <w:r>
+              <w:t>status</w:t>
+            </w:r>
+            <w:proofErr w:type="spellEnd"/>
+            <w:r>
+              <w:t>(</w:t>
+            </w:r>
+            <w:proofErr w:type="gramEnd"/>
+            <w:r>
+              <w:t>) called by Practitioner</w:t>
+            </w:r>
+          </w:p>
         </w:tc>
         <w:tc>
           <w:tcPr>
-            <w:tcW w:w="2520" w:type="dxa"/>
+            <w:tcW w:w="2391" w:type="dxa"/>
           </w:tcPr>
-          <w:p/>
+          <w:p>
+            <w:r>
+              <w:t>Confirmed - status is data owned by the Appointment, updated manually by staff</w:t>
+            </w:r>
+          </w:p>
         </w:tc>
       </w:tr>
       <w:tr>
         <w:tc>
           <w:tcPr>
-            <w:tcW w:w="2520" w:type="dxa"/>
+            <w:tcW w:w="2392" w:type="dxa"/>
           </w:tcPr>
-          <w:p/>
+          <w:p>
+            <w:r>
+              <w:t>FR-07</w:t>
+            </w:r>
+          </w:p>
         </w:tc>
         <w:tc>
           <w:tcPr>
-            <w:tcW w:w="2520" w:type="dxa"/>
+            <w:tcW w:w="2393" w:type="dxa"/>
           </w:tcPr>
-          <w:p/>
+          <w:p>
+            <w:r>
+              <w:t>Appointment</w:t>
+            </w:r>
+          </w:p>
         </w:tc>
         <w:tc>
           <w:tcPr>
-            <w:tcW w:w="2520" w:type="dxa"/>
+            <w:tcW w:w="3120" w:type="dxa"/>
           </w:tcPr>
-          <w:p/>
+          <w:p>
+            <w:r>
+              <w:t>behaviour: expose appointment details (patient, practitioner, time, status) on request</w:t>
+            </w:r>
+          </w:p>
         </w:tc>
         <w:tc>
           <w:tcPr>
-            <w:tcW w:w="2520" w:type="dxa"/>
+            <w:tcW w:w="2391" w:type="dxa"/>
           </w:tcPr>
-          <w:p/>
+          <w:p>
+            <w:r>
+              <w:t xml:space="preserve">FR-07's own wording still </w:t>
+            </w:r>
+            <w:proofErr w:type="gramStart"/>
+            <w:r>
+              <w:t>says</w:t>
+            </w:r>
+            <w:proofErr w:type="gramEnd"/>
+            <w:r>
+              <w:t xml:space="preserve"> "including past appointments and medical records", but Section 7 (Assumptions) narrows this to appointment-level data only. Modelled per the narrowed assumption - no medical-record field - since that is the client-facing position on record, but this </w:t>
+            </w:r>
+            <w:r>
+              <w:lastRenderedPageBreak/>
+              <w:t>contradiction in v0.2 itself should be fixed before v0.3 is finalised.</w:t>
+            </w:r>
+          </w:p>
         </w:tc>
       </w:tr>
       <w:tr>
         <w:tc>
           <w:tcPr>
-            <w:tcW w:w="2520" w:type="dxa"/>
+            <w:tcW w:w="2392" w:type="dxa"/>
           </w:tcPr>
-          <w:p/>
+          <w:p>
+            <w:r>
+              <w:lastRenderedPageBreak/>
+              <w:t>FR-08</w:t>
+            </w:r>
+          </w:p>
         </w:tc>
         <w:tc>
           <w:tcPr>
-            <w:tcW w:w="2520" w:type="dxa"/>
+            <w:tcW w:w="2393" w:type="dxa"/>
           </w:tcPr>
-          <w:p/>
+          <w:p>
+            <w:r>
+              <w:t>Appointment</w:t>
+            </w:r>
+          </w:p>
         </w:tc>
         <w:tc>
           <w:tcPr>
-            <w:tcW w:w="2520" w:type="dxa"/>
+            <w:tcW w:w="3120" w:type="dxa"/>
           </w:tcPr>
-          <w:p/>
+          <w:p>
+            <w:r>
+              <w:t xml:space="preserve">behaviour: </w:t>
+            </w:r>
+            <w:proofErr w:type="spellStart"/>
+            <w:r>
+              <w:t>record_outcome</w:t>
+            </w:r>
+            <w:proofErr w:type="spellEnd"/>
+            <w:r>
+              <w:t>(outcome) - each appointment keeps its own outcome</w:t>
+            </w:r>
+          </w:p>
         </w:tc>
         <w:tc>
           <w:tcPr>
-            <w:tcW w:w="2520" w:type="dxa"/>
+            <w:tcW w:w="2391" w:type="dxa"/>
           </w:tcPr>
-          <w:p/>
+          <w:p>
+            <w:r>
+              <w:t>Confirmed - no separate History class needed at this scale</w:t>
+            </w:r>
+          </w:p>
         </w:tc>
       </w:tr>
       <w:tr>
         <w:tc>
           <w:tcPr>
-            <w:tcW w:w="2520" w:type="dxa"/>
+            <w:tcW w:w="2392" w:type="dxa"/>
           </w:tcPr>
-          <w:p/>
+          <w:p>
+            <w:r>
+              <w:t>FR-09</w:t>
+            </w:r>
+          </w:p>
         </w:tc>
         <w:tc>
           <w:tcPr>
-            <w:tcW w:w="2520" w:type="dxa"/>
+            <w:tcW w:w="2393" w:type="dxa"/>
           </w:tcPr>
-          <w:p/>
+          <w:p>
+            <w:r>
+              <w:t>Appointment</w:t>
+            </w:r>
+          </w:p>
         </w:tc>
         <w:tc>
           <w:tcPr>
-            <w:tcW w:w="2520" w:type="dxa"/>
+            <w:tcW w:w="3120" w:type="dxa"/>
           </w:tcPr>
-          <w:p/>
+          <w:p>
+            <w:r>
+              <w:t xml:space="preserve">behaviour: </w:t>
+            </w:r>
+            <w:proofErr w:type="gramStart"/>
+            <w:r>
+              <w:t>cancel(</w:t>
+            </w:r>
+            <w:proofErr w:type="gramEnd"/>
+            <w:r>
+              <w:t>), reschedule(</w:t>
+            </w:r>
+            <w:proofErr w:type="spellStart"/>
+            <w:r>
+              <w:t>new_when</w:t>
+            </w:r>
+            <w:proofErr w:type="spellEnd"/>
+            <w:r>
+              <w:t>)</w:t>
+            </w:r>
+          </w:p>
         </w:tc>
         <w:tc>
           <w:tcPr>
-            <w:tcW w:w="2520" w:type="dxa"/>
+            <w:tcW w:w="2391" w:type="dxa"/>
           </w:tcPr>
-          <w:p/>
+          <w:p>
+            <w:r>
+              <w:t>Confirmed</w:t>
+            </w:r>
+          </w:p>
         </w:tc>
       </w:tr>
       <w:tr>
         <w:tc>
           <w:tcPr>
-            <w:tcW w:w="2520" w:type="dxa"/>
+            <w:tcW w:w="2392" w:type="dxa"/>
           </w:tcPr>
-          <w:p/>
+          <w:p>
+            <w:r>
+              <w:t>US-02 (no FR)</w:t>
+            </w:r>
+          </w:p>
         </w:tc>
         <w:tc>
           <w:tcPr>
-            <w:tcW w:w="2520" w:type="dxa"/>
+            <w:tcW w:w="2393" w:type="dxa"/>
           </w:tcPr>
-          <w:p/>
+          <w:p>
+            <w:r>
+              <w:t>Patient (queried, not a new method)</w:t>
+            </w:r>
+          </w:p>
         </w:tc>
         <w:tc>
           <w:tcPr>
-            <w:tcW w:w="2520" w:type="dxa"/>
+            <w:tcW w:w="3120" w:type="dxa"/>
           </w:tcPr>
-          <w:p/>
+          <w:p>
+            <w:r>
+              <w:t xml:space="preserve">behaviour: </w:t>
+            </w:r>
+            <w:r>
+              <w:t>look up</w:t>
+            </w:r>
+            <w:r>
+              <w:t xml:space="preserve"> by name over existing Patient objects</w:t>
+            </w:r>
+          </w:p>
         </w:tc>
         <w:tc>
           <w:tcPr>
-            <w:tcW w:w="2520" w:type="dxa"/>
+            <w:tcW w:w="2391" w:type="dxa"/>
           </w:tcPr>
-          <w:p/>
+          <w:p>
+            <w:r>
+              <w:t xml:space="preserve">US-02 (reception searches by patient name) has no backing FR in Section 3 - a traceability gap in v0.2. Modelled as an external query, not a new Patient responsibility, consistent with avoiding a </w:t>
+            </w:r>
+            <w:proofErr w:type="gramStart"/>
+            <w:r>
+              <w:t>Manager</w:t>
+            </w:r>
+            <w:proofErr w:type="gramEnd"/>
+            <w:r>
+              <w:t>/repository class. Recommend adding FR-10 to close this gap.</w:t>
+            </w:r>
+          </w:p>
         </w:tc>
       </w:tr>
     </w:tbl>
@@ -401,27 +725,33 @@
           <w:tcPr>
             <w:tcW w:w="5040" w:type="dxa"/>
           </w:tcPr>
-          <w:p/>
+          <w:p>
+            <w:r>
+              <w:t>- Book an appointment with a chosen practitioner (FR-01)</w:t>
+            </w:r>
+            <w:r>
+              <w:br/>
+              <w:t>- Know its own upcoming appointments (FR-04)</w:t>
+            </w:r>
+            <w:r>
+              <w:br/>
+              <w:t>- Opt in/out of appointment reminders (FR-05)</w:t>
+            </w:r>
+          </w:p>
         </w:tc>
         <w:tc>
           <w:tcPr>
             <w:tcW w:w="5040" w:type="dxa"/>
           </w:tcPr>
-          <w:p/>
-        </w:tc>
-      </w:tr>
-      <w:tr>
-        <w:tc>
-          <w:tcPr>
-            <w:tcW w:w="5040" w:type="dxa"/>
-          </w:tcPr>
-          <w:p/>
-        </w:tc>
-        <w:tc>
-          <w:tcPr>
-            <w:tcW w:w="5040" w:type="dxa"/>
-          </w:tcPr>
-          <w:p/>
+          <w:p>
+            <w:r>
+              <w:t>- Practitioner (books with)</w:t>
+            </w:r>
+            <w:r>
+              <w:br/>
+              <w:t>- Appointment (creates/owns)</w:t>
+            </w:r>
+          </w:p>
         </w:tc>
       </w:tr>
     </w:tbl>
@@ -470,27 +800,33 @@
           <w:tcPr>
             <w:tcW w:w="5040" w:type="dxa"/>
           </w:tcPr>
-          <w:p/>
+          <w:p>
+            <w:r>
+              <w:t>- Maintain its own schedule / list of appointments (FR-03)</w:t>
+            </w:r>
+            <w:r>
+              <w:br/>
+              <w:t>- Check whether a requested time conflicts with an existing appointment (FR-02)</w:t>
+            </w:r>
+            <w:r>
+              <w:br/>
+              <w:t>- Update an appointment's live status, e.g. running late (FR-06)</w:t>
+            </w:r>
+          </w:p>
         </w:tc>
         <w:tc>
           <w:tcPr>
             <w:tcW w:w="5040" w:type="dxa"/>
           </w:tcPr>
-          <w:p/>
-        </w:tc>
-      </w:tr>
-      <w:tr>
-        <w:tc>
-          <w:tcPr>
-            <w:tcW w:w="5040" w:type="dxa"/>
-          </w:tcPr>
-          <w:p/>
-        </w:tc>
-        <w:tc>
-          <w:tcPr>
-            <w:tcW w:w="5040" w:type="dxa"/>
-          </w:tcPr>
-          <w:p/>
+          <w:p>
+            <w:r>
+              <w:t>- Appointment (owns/updates)</w:t>
+            </w:r>
+            <w:r>
+              <w:br/>
+              <w:t>- Patient (books with)</w:t>
+            </w:r>
+          </w:p>
         </w:tc>
       </w:tr>
     </w:tbl>
@@ -539,27 +875,41 @@
           <w:tcPr>
             <w:tcW w:w="5040" w:type="dxa"/>
           </w:tcPr>
-          <w:p/>
+          <w:p>
+            <w:r>
+              <w:t>- Hold its own patient, practitioner, time and status (FR-01, FR-06)</w:t>
+            </w:r>
+            <w:r>
+              <w:br/>
+              <w:t>- Validate itself on creation - reject if patient, practitioner or time is missing (a structural precondition for FR-01, not a separately stated requirement in v0.2)</w:t>
+            </w:r>
+            <w:r>
+              <w:br/>
+              <w:t>- Cancel or reschedule itself (FR-09)</w:t>
+            </w:r>
+            <w:r>
+              <w:br/>
+            </w:r>
+            <w:r>
+              <w:lastRenderedPageBreak/>
+              <w:t>- Record its own outcome for history (FR-08)</w:t>
+            </w:r>
+          </w:p>
         </w:tc>
         <w:tc>
           <w:tcPr>
             <w:tcW w:w="5040" w:type="dxa"/>
           </w:tcPr>
-          <w:p/>
-        </w:tc>
-      </w:tr>
-      <w:tr>
-        <w:tc>
-          <w:tcPr>
-            <w:tcW w:w="5040" w:type="dxa"/>
-          </w:tcPr>
-          <w:p/>
-        </w:tc>
-        <w:tc>
-          <w:tcPr>
-            <w:tcW w:w="5040" w:type="dxa"/>
-          </w:tcPr>
-          <w:p/>
+          <w:p>
+            <w:r>
+              <w:lastRenderedPageBreak/>
+              <w:t>- Patient</w:t>
+            </w:r>
+            <w:r>
+              <w:br/>
+              <w:t>- Practitioner</w:t>
+            </w:r>
+          </w:p>
         </w:tc>
       </w:tr>
     </w:tbl>
@@ -608,27 +958,41 @@
           <w:tcPr>
             <w:tcW w:w="5040" w:type="dxa"/>
           </w:tcPr>
-          <w:p/>
+          <w:p>
+            <w:r>
+              <w:t>- No additional class was introduced.</w:t>
+            </w:r>
+            <w:r>
+              <w:br/>
+              <w:t>- Considered and rejected: Schedule (a practitioner's own appointment list already serves this; no distinct state/behaviour of its own)</w:t>
+            </w:r>
+            <w:r>
+              <w:br/>
+              <w:t>- Considered and rejected: Clinic (single-clinic system - nothing in the brief needs a top-level object owning every Patient/Practitioner/Appointment)</w:t>
+            </w:r>
+            <w:r>
+              <w:br/>
+              <w:t>- Considered and rejected: Reminder/</w:t>
+            </w:r>
+            <w:proofErr w:type="spellStart"/>
+            <w:r>
+              <w:t>NotificationManager</w:t>
+            </w:r>
+            <w:proofErr w:type="spellEnd"/>
+            <w:r>
+              <w:t xml:space="preserve"> (FR-05 is one flag + one method on an existing class, not enough distinct behaviour yet)</w:t>
+            </w:r>
+          </w:p>
         </w:tc>
         <w:tc>
           <w:tcPr>
             <w:tcW w:w="5040" w:type="dxa"/>
           </w:tcPr>
-          <w:p/>
-        </w:tc>
-      </w:tr>
-      <w:tr>
-        <w:tc>
-          <w:tcPr>
-            <w:tcW w:w="5040" w:type="dxa"/>
-          </w:tcPr>
-          <w:p/>
-        </w:tc>
-        <w:tc>
-          <w:tcPr>
-            <w:tcW w:w="5040" w:type="dxa"/>
-          </w:tcPr>
-          <w:p/>
+          <w:p>
+            <w:r>
+              <w:t>N/A</w:t>
+            </w:r>
+          </w:p>
         </w:tc>
       </w:tr>
     </w:tbl>
@@ -646,6 +1010,48 @@
       </w:r>
     </w:p>
     <w:p>
+      <w:r>
+        <w:rPr>
+          <w:noProof/>
+        </w:rPr>
+        <w:drawing>
+          <wp:inline distT="0" distB="0" distL="0" distR="0" wp14:anchorId="6F802A5C" wp14:editId="6783B20D">
+            <wp:extent cx="6400800" cy="1529080"/>
+            <wp:effectExtent l="0" t="0" r="0" b="0"/>
+            <wp:docPr id="535739645" name="Picture 2"/>
+            <wp:cNvGraphicFramePr>
+              <a:graphicFrameLocks xmlns:a="http://schemas.openxmlformats.org/drawingml/2006/main" noChangeAspect="1"/>
+            </wp:cNvGraphicFramePr>
+            <a:graphic xmlns:a="http://schemas.openxmlformats.org/drawingml/2006/main">
+              <a:graphicData uri="http://schemas.openxmlformats.org/drawingml/2006/picture">
+                <pic:pic xmlns:pic="http://schemas.openxmlformats.org/drawingml/2006/picture">
+                  <pic:nvPicPr>
+                    <pic:cNvPr id="535739645" name="Picture 535739645"/>
+                    <pic:cNvPicPr/>
+                  </pic:nvPicPr>
+                  <pic:blipFill>
+                    <a:blip r:embed="rId6"/>
+                    <a:stretch>
+                      <a:fillRect/>
+                    </a:stretch>
+                  </pic:blipFill>
+                  <pic:spPr>
+                    <a:xfrm>
+                      <a:off x="0" y="0"/>
+                      <a:ext cx="6400800" cy="1529080"/>
+                    </a:xfrm>
+                    <a:prstGeom prst="rect">
+                      <a:avLst/>
+                    </a:prstGeom>
+                  </pic:spPr>
+                </pic:pic>
+              </a:graphicData>
+            </a:graphic>
+          </wp:inline>
+        </w:drawing>
+      </w:r>
+    </w:p>
+    <w:p>
       <w:pPr>
         <w:pStyle w:val="Heading1"/>
       </w:pPr>
@@ -659,11 +1065,113 @@
       </w:r>
     </w:p>
     <w:p>
+      <w:r>
+        <w:t>Only 3 classes were modelled</w:t>
+      </w:r>
+      <w:r>
+        <w:t>; Patient, Practitioner, and Appointment, matching</w:t>
+      </w:r>
+      <w:r>
+        <w:t xml:space="preserve"> NFR-04’s requirements for a small, maintainable system. Each map</w:t>
+      </w:r>
+      <w:r>
+        <w:t xml:space="preserve">s directly to a noun in the confirmed requirements mentioned in the </w:t>
+      </w:r>
+      <w:r>
+        <w:t>v0.2 document, and each has distinct state and behaviour of its own</w:t>
+      </w:r>
+      <w:r>
+        <w:t>, so none of them are just data containers with no responsibility.</w:t>
+      </w:r>
+    </w:p>
+    <w:p>
+      <w:r>
+        <w:t>Responsibility</w:t>
+      </w:r>
+      <w:r>
+        <w:t xml:space="preserve"> allocation follows “who owns the data, owns the check”. Appointment validates that it has a patient, practitioner, and time before it exists at all</w:t>
+      </w:r>
+      <w:r>
+        <w:t>. This isn’t a separately numbered requirement in v0.2</w:t>
+      </w:r>
+      <w:r>
+        <w:t xml:space="preserve">, just a structural precondition for FR-01 to mean </w:t>
+      </w:r>
+      <w:r>
+        <w:t>anything and</w:t>
+      </w:r>
+      <w:r>
+        <w:t xml:space="preserve"> manages its own status/outcome because that data lives on the Appointment.</w:t>
+      </w:r>
+      <w:r>
+        <w:t xml:space="preserve"> Practitioner owns conflict detection (FR-02) because a clash is a property of a practitioner’s schedule, not of the appointment being created.</w:t>
+      </w:r>
+      <w:r>
+        <w:t xml:space="preserve"> Patient owns the decision to book and to opt in to reminders (FR-01, FR-05) because those are things a patient does, not things done to a patient.</w:t>
+      </w:r>
+      <w:r>
+        <w:br/>
+        <w:t>Two gaps in v0.2</w:t>
+      </w:r>
+      <w:r>
+        <w:t xml:space="preserve"> itself are worth flagging</w:t>
+      </w:r>
+      <w:r>
+        <w:t>: FR-07</w:t>
+      </w:r>
+      <w:r>
+        <w:t>’</w:t>
+      </w:r>
+      <w:r>
+        <w:t>s own wording still mentions “medical records” although section 7 narrows it to appointment-level data</w:t>
+      </w:r>
+      <w:r>
+        <w:t>, and US-02 has no backing FR at all, modelled here as an external lookup rather than invented as a new requirement.</w:t>
+      </w:r>
+    </w:p>
+    <w:p>
+      <w:r>
+        <w:t>Both relationships are plain associations, not inheritance: Patient and Practitioner are peers that</w:t>
+      </w:r>
+      <w:r>
+        <w:t xml:space="preserve"> collaborate through Appointment, not a superclass/subclass pair. </w:t>
+      </w:r>
+      <w:r>
+        <w:t>Multiplicities</w:t>
+      </w:r>
+      <w:r>
+        <w:t xml:space="preserve"> are 1</w:t>
+      </w:r>
+      <w:r>
+        <w:t xml:space="preserve"> to * in both directions</w:t>
+      </w:r>
+      <w:r>
+        <w:t xml:space="preserve">, one patient can </w:t>
+      </w:r>
+      <w:r>
+        <w:lastRenderedPageBreak/>
+        <w:t xml:space="preserve">have many appointments over time, one practitioner can have many appointments, but any single appointment links </w:t>
+      </w:r>
+      <w:r>
+        <w:t>exactly to one patient and one practitioner.</w:t>
+      </w:r>
+    </w:p>
+    <w:p>
+      <w:r>
+        <w:t>No Clinic, Schedule, or Manager/controller class was added. A single</w:t>
+      </w:r>
+      <w:r>
+        <w:t xml:space="preserve"> clinic system doesn’t need a top-level object owning everything, and a practitioner’s ‘schedule’</w:t>
+      </w:r>
+      <w:r>
+        <w:t xml:space="preserve"> is adequately represented by that practitioner’s own list of appointments rather than a separate object. These exclusions are recorded in the optional class CRC card and the Ai design review record below, since an earlier ai-generated pass suggested several of them.</w:t>
+      </w:r>
+    </w:p>
+    <w:p>
       <w:pPr>
         <w:pStyle w:val="Heading1"/>
       </w:pPr>
       <w:r>
-        <w:lastRenderedPageBreak/>
         <w:t>AI Design Review Record</w:t>
       </w:r>
     </w:p>
@@ -674,16 +1182,16 @@
         <w:tblLook w:val="04A0" w:firstRow="1" w:lastRow="0" w:firstColumn="1" w:lastColumn="0" w:noHBand="0" w:noVBand="1"/>
       </w:tblPr>
       <w:tblGrid>
-        <w:gridCol w:w="2016"/>
-        <w:gridCol w:w="2016"/>
-        <w:gridCol w:w="2016"/>
-        <w:gridCol w:w="2016"/>
-        <w:gridCol w:w="2016"/>
+        <w:gridCol w:w="3482"/>
+        <w:gridCol w:w="1177"/>
+        <w:gridCol w:w="1062"/>
+        <w:gridCol w:w="1407"/>
+        <w:gridCol w:w="3168"/>
       </w:tblGrid>
       <w:tr>
         <w:tc>
           <w:tcPr>
-            <w:tcW w:w="2016" w:type="dxa"/>
+            <w:tcW w:w="3482" w:type="dxa"/>
           </w:tcPr>
           <w:p>
             <w:r>
@@ -693,7 +1201,7 @@
         </w:tc>
         <w:tc>
           <w:tcPr>
-            <w:tcW w:w="2016" w:type="dxa"/>
+            <w:tcW w:w="1177" w:type="dxa"/>
           </w:tcPr>
           <w:p>
             <w:r>
@@ -703,7 +1211,7 @@
         </w:tc>
         <w:tc>
           <w:tcPr>
-            <w:tcW w:w="2016" w:type="dxa"/>
+            <w:tcW w:w="1062" w:type="dxa"/>
           </w:tcPr>
           <w:p>
             <w:r>
@@ -713,7 +1221,7 @@
         </w:tc>
         <w:tc>
           <w:tcPr>
-            <w:tcW w:w="2016" w:type="dxa"/>
+            <w:tcW w:w="1407" w:type="dxa"/>
           </w:tcPr>
           <w:p>
             <w:r>
@@ -723,7 +1231,7 @@
         </w:tc>
         <w:tc>
           <w:tcPr>
-            <w:tcW w:w="2016" w:type="dxa"/>
+            <w:tcW w:w="3168" w:type="dxa"/>
           </w:tcPr>
           <w:p>
             <w:r>
@@ -735,161 +1243,399 @@
       <w:tr>
         <w:tc>
           <w:tcPr>
-            <w:tcW w:w="2016" w:type="dxa"/>
+            <w:tcW w:w="3482" w:type="dxa"/>
           </w:tcPr>
-          <w:p/>
+          <w:p>
+            <w:r>
+              <w:t>Add a status field to Appointment (e.g. scheduled/completed/cancelled/no-show)</w:t>
+            </w:r>
+          </w:p>
         </w:tc>
         <w:tc>
           <w:tcPr>
-            <w:tcW w:w="2016" w:type="dxa"/>
+            <w:tcW w:w="1177" w:type="dxa"/>
           </w:tcPr>
-          <w:p/>
+          <w:p>
+            <w:r>
+              <w:t>Yes - FR-06, FR-08</w:t>
+            </w:r>
+          </w:p>
         </w:tc>
         <w:tc>
           <w:tcPr>
-            <w:tcW w:w="2016" w:type="dxa"/>
+            <w:tcW w:w="1062" w:type="dxa"/>
           </w:tcPr>
-          <w:p/>
+          <w:p>
+            <w:r>
+              <w:t>Accepted</w:t>
+            </w:r>
+          </w:p>
         </w:tc>
         <w:tc>
           <w:tcPr>
-            <w:tcW w:w="2016" w:type="dxa"/>
+            <w:tcW w:w="1407" w:type="dxa"/>
           </w:tcPr>
-          <w:p/>
+          <w:p>
+            <w:r>
+              <w:t>Directly grounded in two confirmed requirements (live status, appointment outcome)</w:t>
+            </w:r>
+          </w:p>
         </w:tc>
         <w:tc>
           <w:tcPr>
-            <w:tcW w:w="2016" w:type="dxa"/>
+            <w:tcW w:w="3168" w:type="dxa"/>
           </w:tcPr>
-          <w:p/>
+          <w:p>
+            <w:r>
+              <w:t xml:space="preserve">Added status attribute + </w:t>
+            </w:r>
+            <w:proofErr w:type="spellStart"/>
+            <w:r>
+              <w:t>update_</w:t>
+            </w:r>
+            <w:proofErr w:type="gramStart"/>
+            <w:r>
+              <w:t>status</w:t>
+            </w:r>
+            <w:proofErr w:type="spellEnd"/>
+            <w:r>
+              <w:t>(</w:t>
+            </w:r>
+            <w:proofErr w:type="gramEnd"/>
+            <w:r>
+              <w:t>) to Appointment</w:t>
+            </w:r>
+          </w:p>
         </w:tc>
       </w:tr>
       <w:tr>
         <w:tc>
           <w:tcPr>
-            <w:tcW w:w="2016" w:type="dxa"/>
+            <w:tcW w:w="3482" w:type="dxa"/>
           </w:tcPr>
-          <w:p/>
+          <w:p>
+            <w:r>
+              <w:t xml:space="preserve">Add a </w:t>
+            </w:r>
+            <w:proofErr w:type="spellStart"/>
+            <w:r>
+              <w:t>NotificationManager</w:t>
+            </w:r>
+            <w:proofErr w:type="spellEnd"/>
+            <w:r>
+              <w:t xml:space="preserve"> class to send reminders</w:t>
+            </w:r>
+          </w:p>
         </w:tc>
         <w:tc>
           <w:tcPr>
-            <w:tcW w:w="2016" w:type="dxa"/>
+            <w:tcW w:w="1177" w:type="dxa"/>
           </w:tcPr>
-          <w:p/>
+          <w:p>
+            <w:r>
+              <w:t>Partial - FR-05 mentions reminders, but not a class</w:t>
+            </w:r>
+          </w:p>
         </w:tc>
         <w:tc>
           <w:tcPr>
-            <w:tcW w:w="2016" w:type="dxa"/>
+            <w:tcW w:w="1062" w:type="dxa"/>
           </w:tcPr>
-          <w:p/>
+          <w:p>
+            <w:r>
+              <w:t>Modified</w:t>
+            </w:r>
+          </w:p>
         </w:tc>
         <w:tc>
           <w:tcPr>
-            <w:tcW w:w="2016" w:type="dxa"/>
+            <w:tcW w:w="1407" w:type="dxa"/>
           </w:tcPr>
-          <w:p/>
+          <w:p>
+            <w:r>
+              <w:t>Reminder logic is real but too small/simple to justify its own class at this scale</w:t>
+            </w:r>
+          </w:p>
         </w:tc>
         <w:tc>
           <w:tcPr>
-            <w:tcW w:w="2016" w:type="dxa"/>
+            <w:tcW w:w="3168" w:type="dxa"/>
           </w:tcPr>
-          <w:p/>
+          <w:p>
+            <w:r>
+              <w:t xml:space="preserve">Added </w:t>
+            </w:r>
+            <w:proofErr w:type="spellStart"/>
+            <w:r>
+              <w:t>opt_in_</w:t>
+            </w:r>
+            <w:proofErr w:type="gramStart"/>
+            <w:r>
+              <w:t>reminders</w:t>
+            </w:r>
+            <w:proofErr w:type="spellEnd"/>
+            <w:r>
+              <w:t>(</w:t>
+            </w:r>
+            <w:proofErr w:type="gramEnd"/>
+            <w:r>
+              <w:t xml:space="preserve">) as a method on </w:t>
+            </w:r>
+            <w:proofErr w:type="gramStart"/>
+            <w:r>
+              <w:t>Patient</w:t>
+            </w:r>
+            <w:proofErr w:type="gramEnd"/>
+            <w:r>
+              <w:t xml:space="preserve"> instead of a new class</w:t>
+            </w:r>
+          </w:p>
         </w:tc>
       </w:tr>
       <w:tr>
         <w:tc>
           <w:tcPr>
-            <w:tcW w:w="2016" w:type="dxa"/>
+            <w:tcW w:w="3482" w:type="dxa"/>
           </w:tcPr>
-          <w:p/>
+          <w:p>
+            <w:r>
+              <w:t xml:space="preserve">Add a </w:t>
+            </w:r>
+            <w:proofErr w:type="spellStart"/>
+            <w:r>
+              <w:t>ScheduleEngine</w:t>
+            </w:r>
+            <w:proofErr w:type="spellEnd"/>
+            <w:r>
+              <w:t xml:space="preserve"> to detect conflicts and auto-</w:t>
+            </w:r>
+            <w:proofErr w:type="spellStart"/>
+            <w:r>
+              <w:t>optimise</w:t>
+            </w:r>
+            <w:proofErr w:type="spellEnd"/>
+            <w:r>
+              <w:t xml:space="preserve"> scheduling</w:t>
+            </w:r>
+          </w:p>
         </w:tc>
         <w:tc>
           <w:tcPr>
-            <w:tcW w:w="2016" w:type="dxa"/>
+            <w:tcW w:w="1177" w:type="dxa"/>
           </w:tcPr>
-          <w:p/>
+          <w:p>
+            <w:r>
+              <w:t>Partial - FR-02 (conflict check) is real; "</w:t>
+            </w:r>
+            <w:proofErr w:type="spellStart"/>
+            <w:proofErr w:type="gramStart"/>
+            <w:r>
+              <w:t>optimise</w:t>
+            </w:r>
+            <w:proofErr w:type="spellEnd"/>
+            <w:proofErr w:type="gramEnd"/>
+            <w:r>
+              <w:t>" is not requested anywhere</w:t>
+            </w:r>
+          </w:p>
         </w:tc>
         <w:tc>
           <w:tcPr>
-            <w:tcW w:w="2016" w:type="dxa"/>
+            <w:tcW w:w="1062" w:type="dxa"/>
           </w:tcPr>
-          <w:p/>
+          <w:p>
+            <w:r>
+              <w:t>Modified</w:t>
+            </w:r>
+          </w:p>
         </w:tc>
         <w:tc>
           <w:tcPr>
-            <w:tcW w:w="2016" w:type="dxa"/>
+            <w:tcW w:w="1407" w:type="dxa"/>
           </w:tcPr>
-          <w:p/>
+          <w:p>
+            <w:r>
+              <w:t xml:space="preserve">Conflict detection is required; scheduling </w:t>
+            </w:r>
+            <w:proofErr w:type="spellStart"/>
+            <w:r>
+              <w:t>optimisation</w:t>
+            </w:r>
+            <w:proofErr w:type="spellEnd"/>
+            <w:r>
+              <w:t xml:space="preserve"> was invented by the AI</w:t>
+            </w:r>
+          </w:p>
         </w:tc>
         <w:tc>
           <w:tcPr>
-            <w:tcW w:w="2016" w:type="dxa"/>
+            <w:tcW w:w="3168" w:type="dxa"/>
           </w:tcPr>
-          <w:p/>
+          <w:p>
+            <w:r>
+              <w:t xml:space="preserve">Kept as a simple </w:t>
+            </w:r>
+            <w:proofErr w:type="spellStart"/>
+            <w:r>
+              <w:t>has_</w:t>
+            </w:r>
+            <w:proofErr w:type="gramStart"/>
+            <w:r>
+              <w:t>conflict</w:t>
+            </w:r>
+            <w:proofErr w:type="spellEnd"/>
+            <w:r>
+              <w:t>(</w:t>
+            </w:r>
+            <w:proofErr w:type="gramEnd"/>
+            <w:r>
+              <w:t xml:space="preserve">) method on Practitioner; dropped </w:t>
+            </w:r>
+            <w:proofErr w:type="spellStart"/>
+            <w:r>
+              <w:t>optimisation</w:t>
+            </w:r>
+            <w:proofErr w:type="spellEnd"/>
+            <w:r>
+              <w:t xml:space="preserve"> entirely</w:t>
+            </w:r>
+          </w:p>
         </w:tc>
       </w:tr>
       <w:tr>
         <w:tc>
           <w:tcPr>
-            <w:tcW w:w="2016" w:type="dxa"/>
+            <w:tcW w:w="3482" w:type="dxa"/>
           </w:tcPr>
-          <w:p/>
+          <w:p>
+            <w:r>
+              <w:t xml:space="preserve">Add a </w:t>
+            </w:r>
+            <w:proofErr w:type="spellStart"/>
+            <w:r>
+              <w:t>ClinicController</w:t>
+            </w:r>
+            <w:proofErr w:type="spellEnd"/>
+            <w:r>
+              <w:t xml:space="preserve"> that owns all Patients, Practitioners and Appointments</w:t>
+            </w:r>
+          </w:p>
         </w:tc>
         <w:tc>
           <w:tcPr>
-            <w:tcW w:w="2016" w:type="dxa"/>
+            <w:tcW w:w="1177" w:type="dxa"/>
           </w:tcPr>
-          <w:p/>
+          <w:p>
+            <w:r>
+              <w:t>No</w:t>
+            </w:r>
+          </w:p>
         </w:tc>
         <w:tc>
           <w:tcPr>
-            <w:tcW w:w="2016" w:type="dxa"/>
+            <w:tcW w:w="1062" w:type="dxa"/>
           </w:tcPr>
-          <w:p/>
+          <w:p>
+            <w:r>
+              <w:t>Rejected</w:t>
+            </w:r>
+          </w:p>
         </w:tc>
         <w:tc>
           <w:tcPr>
-            <w:tcW w:w="2016" w:type="dxa"/>
+            <w:tcW w:w="1407" w:type="dxa"/>
           </w:tcPr>
-          <w:p/>
+          <w:p>
+            <w:r>
+              <w:t>Brief describes a single clinic; nothing requires a top-level owning object</w:t>
+            </w:r>
+          </w:p>
         </w:tc>
         <w:tc>
           <w:tcPr>
-            <w:tcW w:w="2016" w:type="dxa"/>
+            <w:tcW w:w="3168" w:type="dxa"/>
           </w:tcPr>
-          <w:p/>
+          <w:p>
+            <w:r>
+              <w:t>None - Patient/Practitioner/Appointment remain independent, collaborating classes</w:t>
+            </w:r>
+          </w:p>
         </w:tc>
       </w:tr>
       <w:tr>
         <w:tc>
           <w:tcPr>
-            <w:tcW w:w="2016" w:type="dxa"/>
+            <w:tcW w:w="3482" w:type="dxa"/>
           </w:tcPr>
-          <w:p/>
+          <w:p>
+            <w:r>
+              <w:t xml:space="preserve">Add </w:t>
+            </w:r>
+            <w:proofErr w:type="spellStart"/>
+            <w:r>
+              <w:t>PatientManager</w:t>
+            </w:r>
+            <w:proofErr w:type="spellEnd"/>
+            <w:r>
+              <w:t xml:space="preserve"> / </w:t>
+            </w:r>
+            <w:proofErr w:type="spellStart"/>
+            <w:r>
+              <w:t>PractitionerManager</w:t>
+            </w:r>
+            <w:proofErr w:type="spellEnd"/>
+            <w:r>
+              <w:t xml:space="preserve"> / </w:t>
+            </w:r>
+            <w:proofErr w:type="spellStart"/>
+            <w:r>
+              <w:t>AppointmentManager</w:t>
+            </w:r>
+            <w:proofErr w:type="spellEnd"/>
+            <w:r>
+              <w:t xml:space="preserve"> classes for CRUD</w:t>
+            </w:r>
+          </w:p>
         </w:tc>
         <w:tc>
           <w:tcPr>
-            <w:tcW w:w="2016" w:type="dxa"/>
+            <w:tcW w:w="1177" w:type="dxa"/>
           </w:tcPr>
-          <w:p/>
+          <w:p>
+            <w:r>
+              <w:t>No</w:t>
+            </w:r>
+          </w:p>
         </w:tc>
         <w:tc>
           <w:tcPr>
-            <w:tcW w:w="2016" w:type="dxa"/>
+            <w:tcW w:w="1062" w:type="dxa"/>
           </w:tcPr>
-          <w:p/>
+          <w:p>
+            <w:r>
+              <w:t>Rejected</w:t>
+            </w:r>
+          </w:p>
         </w:tc>
         <w:tc>
           <w:tcPr>
-            <w:tcW w:w="2016" w:type="dxa"/>
+            <w:tcW w:w="1407" w:type="dxa"/>
           </w:tcPr>
-          <w:p/>
+          <w:p>
+            <w:r>
+              <w:t>Generic "Manager" wrapper classes not tied to any specific requirement ID - classic AI over-design</w:t>
+            </w:r>
+          </w:p>
         </w:tc>
         <w:tc>
           <w:tcPr>
-            <w:tcW w:w="2016" w:type="dxa"/>
+            <w:tcW w:w="3168" w:type="dxa"/>
           </w:tcPr>
-          <w:p/>
+          <w:p>
+            <w:r>
+              <w:t>None</w:t>
+            </w:r>
+          </w:p>
         </w:tc>
       </w:tr>
     </w:tbl>
@@ -905,7 +1651,7 @@
 </file>
 
 <file path=word/numbering.xml><?xml version="1.0" encoding="utf-8"?>
-<w:numbering xmlns:wpc="http://schemas.microsoft.com/office/word/2010/wordprocessingCanvas" xmlns:cx="http://schemas.microsoft.com/office/drawing/2014/chartex" xmlns:cx1="http://schemas.microsoft.com/office/drawing/2015/9/8/chartex" xmlns:cx2="http://schemas.microsoft.com/office/drawing/2015/10/21/chartex" xmlns:cx3="http://schemas.microsoft.com/office/drawing/2016/5/9/chartex" xmlns:cx4="http://schemas.microsoft.com/office/drawing/2016/5/10/chartex" xmlns:cx5="http://schemas.microsoft.com/office/drawing/2016/5/11/chartex" xmlns:cx6="http://schemas.microsoft.com/office/drawing/2016/5/12/chartex" xmlns:cx7="http://schemas.microsoft.com/office/drawing/2016/5/13/chartex" xmlns:cx8="http://schemas.microsoft.com/office/drawing/2016/5/14/chartex" xmlns:mc="http://schemas.openxmlformats.org/markup-compatibility/2006" xmlns:aink="http://schemas.microsoft.com/office/drawing/2016/ink" xmlns:am3d="http://schemas.microsoft.com/office/drawing/2017/model3d" xmlns:o="urn:schemas-microsoft-com:office:office" xmlns:oel="http://schemas.microsoft.com/office/2019/extlst" xmlns:r="http://schemas.openxmlformats.org/officeDocument/2006/relationships" xmlns:m="http://schemas.openxmlformats.org/officeDocument/2006/math" xmlns:v="urn:schemas-microsoft-com:vml" xmlns:wp14="http://schemas.microsoft.com/office/word/2010/wordprocessingDrawing" xmlns:wp="http://schemas.openxmlformats.org/drawingml/2006/wordprocessingDrawing" xmlns:w10="urn:schemas-microsoft-com:office:word" xmlns:w="http://schemas.openxmlformats.org/wordprocessingml/2006/main" xmlns:w14="http://schemas.microsoft.com/office/word/2010/wordml" xmlns:w15="http://schemas.microsoft.com/office/word/2012/wordml" xmlns:w16cei="http://schemas.microsoft.com/office/word/2026/wordml/cei" xmlns:w16cex="http://schemas.microsoft.com/office/word/2018/wordml/cex" xmlns:w16cid="http://schemas.microsoft.com/office/word/2016/wordml/cid" xmlns:w16="http://schemas.microsoft.com/office/word/2018/wordml" xmlns:w16du="http://schemas.microsoft.com/office/word/2023/wordml/word16du" xmlns:w16sdtdh="http://schemas.microsoft.com/office/word/2020/wordml/sdtdatahash" xmlns:w16sdtfl="http://schemas.microsoft.com/office/word/2024/wordml/sdtformatlock" xmlns:w16se="http://schemas.microsoft.com/office/word/2015/wordml/symex" xmlns:wpg="http://schemas.microsoft.com/office/word/2010/wordprocessingGroup" xmlns:wpi="http://schemas.microsoft.com/office/word/2010/wordprocessingInk" xmlns:wne="http://schemas.microsoft.com/office/word/2006/wordml" xmlns:wps="http://schemas.microsoft.com/office/word/2010/wordprocessingShape" mc:Ignorable="w14 w15 w16se w16cid w16 w16cex w16sdtdh w16sdtfl w16du wp14">
+<w:numbering xmlns:wpc="http://schemas.microsoft.com/office/word/2010/wordprocessingCanvas" xmlns:cx="http://schemas.microsoft.com/office/drawing/2014/chartex" xmlns:cx1="http://schemas.microsoft.com/office/drawing/2015/9/8/chartex" xmlns:cx2="http://schemas.microsoft.com/office/drawing/2015/10/21/chartex" xmlns:cx3="http://schemas.microsoft.com/office/drawing/2016/5/9/chartex" xmlns:cx4="http://schemas.microsoft.com/office/drawing/2016/5/10/chartex" xmlns:cx5="http://schemas.microsoft.com/office/drawing/2016/5/11/chartex" xmlns:cx6="http://schemas.microsoft.com/office/drawing/2016/5/12/chartex" xmlns:cx7="http://schemas.microsoft.com/office/drawing/2016/5/13/chartex" xmlns:cx8="http://schemas.microsoft.com/office/drawing/2016/5/14/chartex" xmlns:mc="http://schemas.openxmlformats.org/markup-compatibility/2006" xmlns:aink="http://schemas.microsoft.com/office/drawing/2016/ink" xmlns:am3d="http://schemas.microsoft.com/office/drawing/2017/model3d" xmlns:o="urn:schemas-microsoft-com:office:office" xmlns:oel="http://schemas.microsoft.com/office/2019/extlst" xmlns:r="http://schemas.openxmlformats.org/officeDocument/2006/relationships" xmlns:m="http://schemas.openxmlformats.org/officeDocument/2006/math" xmlns:v="urn:schemas-microsoft-com:vml" xmlns:wp14="http://schemas.microsoft.com/office/word/2010/wordprocessingDrawing" xmlns:wp="http://schemas.openxmlformats.org/drawingml/2006/wordprocessingDrawing" xmlns:w10="urn:schemas-microsoft-com:office:word" xmlns:w="http://schemas.openxmlformats.org/wordprocessingml/2006/main" xmlns:w14="http://schemas.microsoft.com/office/word/2010/wordml" xmlns:w15="http://schemas.microsoft.com/office/word/2012/wordml" xmlns:w16cex="http://schemas.microsoft.com/office/word/2018/wordml/cex" xmlns:w16cid="http://schemas.microsoft.com/office/word/2016/wordml/cid" xmlns:w16="http://schemas.microsoft.com/office/word/2018/wordml" xmlns:w16du="http://schemas.microsoft.com/office/word/2023/wordml/word16du" xmlns:w16sdtdh="http://schemas.microsoft.com/office/word/2020/wordml/sdtdatahash" xmlns:w16sdtfl="http://schemas.microsoft.com/office/word/2024/wordml/sdtformatlock" xmlns:w16se="http://schemas.microsoft.com/office/word/2015/wordml/symex" xmlns:wpg="http://schemas.microsoft.com/office/word/2010/wordprocessingGroup" xmlns:wpi="http://schemas.microsoft.com/office/word/2010/wordprocessingInk" xmlns:wne="http://schemas.microsoft.com/office/word/2006/wordml" xmlns:wps="http://schemas.microsoft.com/office/word/2010/wordprocessingShape" mc:Ignorable="w14 w15 w16se w16cid w16 w16cex w16sdtdh w16sdtfl w16du wp14">
   <w:abstractNum w:abstractNumId="0" w15:restartNumberingAfterBreak="0">
     <w:nsid w:val="FFFFFF7C"/>
     <w:multiLevelType w:val="singleLevel"/>
@@ -1714,7 +2460,6 @@
   <w:style w:type="character" w:default="1" w:styleId="DefaultParagraphFont">
     <w:name w:val="Default Paragraph Font"/>
     <w:uiPriority w:val="1"/>
-    <w:semiHidden/>
     <w:unhideWhenUsed/>
   </w:style>
   <w:style w:type="table" w:default="1" w:styleId="TableNormal">
